--- a/assets/libreoffice_writ_njc/cd8b1536-0d23-4ffc-b4d1-2e534ac4bf9e/Policy_L3_04.docx
+++ b/assets/libreoffice_writ_njc/cd8b1536-0d23-4ffc-b4d1-2e534ac4bf9e/Policy_L3_04.docx
@@ -7,11 +7,8 @@
         <w:pStyle w:val="Title"/>
         <w:jc w:val="center"/>
         <w:rPr>
-          <w:b/>
-          <w:b/>
-          <w:bCs/>
-          <w:sz w:val="44"/>
-          <w:szCs w:val="44"/>
+          <w:sz w:val="22"/>
+          <w:szCs w:val="22"/>
         </w:rPr>
       </w:pPr>
       <w:r>
@@ -30,21 +27,20 @@
         <w:pStyle w:val="Title"/>
         <w:jc w:val="center"/>
         <w:rPr>
-          <w:rFonts w:ascii="Times New Roman" w:hAnsi="Times New Roman"/>
-          <w:b/>
-          <w:b/>
-          <w:bCs/>
-          <w:sz w:val="44"/>
-          <w:szCs w:val="44"/>
+          <w:b w:val="false"/>
+          <w:b w:val="false"/>
+          <w:bCs w:val="false"/>
+          <w:sz w:val="22"/>
+          <w:szCs w:val="22"/>
         </w:rPr>
       </w:pPr>
       <w:r>
         <w:rPr>
           <w:rFonts w:ascii="Times New Roman" w:hAnsi="Times New Roman"/>
-          <w:b/>
-          <w:bCs/>
-          <w:sz w:val="44"/>
-          <w:szCs w:val="44"/>
+          <w:b w:val="false"/>
+          <w:bCs w:val="false"/>
+          <w:sz w:val="22"/>
+          <w:szCs w:val="22"/>
         </w:rPr>
         <w:t>Company Remote Work Policy</w:t>
       </w:r>
@@ -53,7 +49,6 @@
       <w:pPr>
         <w:pStyle w:val="Normal"/>
         <w:rPr>
-          <w:rFonts w:ascii="Times New Roman" w:hAnsi="Times New Roman"/>
           <w:sz w:val="22"/>
           <w:szCs w:val="22"/>
         </w:rPr>
@@ -71,7 +66,6 @@
       <w:pPr>
         <w:pStyle w:val="Heading1"/>
         <w:rPr>
-          <w:rFonts w:ascii="Times New Roman" w:hAnsi="Times New Roman"/>
           <w:sz w:val="22"/>
           <w:szCs w:val="22"/>
         </w:rPr>
@@ -89,7 +83,6 @@
       <w:pPr>
         <w:pStyle w:val="Normal"/>
         <w:rPr>
-          <w:rFonts w:ascii="Times New Roman" w:hAnsi="Times New Roman"/>
           <w:sz w:val="22"/>
           <w:szCs w:val="22"/>
         </w:rPr>
@@ -107,7 +100,6 @@
       <w:pPr>
         <w:pStyle w:val="Heading1"/>
         <w:rPr>
-          <w:rFonts w:ascii="Times New Roman" w:hAnsi="Times New Roman"/>
           <w:sz w:val="22"/>
           <w:szCs w:val="22"/>
         </w:rPr>
@@ -125,7 +117,6 @@
       <w:pPr>
         <w:pStyle w:val="Normal"/>
         <w:rPr>
-          <w:rFonts w:ascii="Times New Roman" w:hAnsi="Times New Roman"/>
           <w:sz w:val="22"/>
           <w:szCs w:val="22"/>
         </w:rPr>
@@ -143,7 +134,6 @@
       <w:pPr>
         <w:pStyle w:val="Heading1"/>
         <w:rPr>
-          <w:rFonts w:ascii="Times New Roman" w:hAnsi="Times New Roman"/>
           <w:sz w:val="22"/>
           <w:szCs w:val="22"/>
         </w:rPr>
@@ -161,7 +151,6 @@
       <w:pPr>
         <w:pStyle w:val="Normal"/>
         <w:rPr>
-          <w:rFonts w:ascii="Times New Roman" w:hAnsi="Times New Roman"/>
           <w:sz w:val="22"/>
           <w:szCs w:val="22"/>
         </w:rPr>
@@ -179,7 +168,6 @@
       <w:pPr>
         <w:pStyle w:val="Heading1"/>
         <w:rPr>
-          <w:rFonts w:ascii="Times New Roman" w:hAnsi="Times New Roman"/>
           <w:sz w:val="22"/>
           <w:szCs w:val="22"/>
         </w:rPr>
@@ -197,10 +185,9 @@
       <w:pPr>
         <w:pStyle w:val="Normal"/>
         <w:rPr>
-          <w:rFonts w:ascii="Times New Roman" w:hAnsi="Times New Roman"/>
-          <w:b/>
-          <w:b/>
-          <w:bCs/>
+          <w:b w:val="false"/>
+          <w:b w:val="false"/>
+          <w:bCs w:val="false"/>
           <w:sz w:val="22"/>
           <w:szCs w:val="22"/>
         </w:rPr>
@@ -208,8 +195,8 @@
       <w:r>
         <w:rPr>
           <w:rFonts w:ascii="Times New Roman" w:hAnsi="Times New Roman"/>
-          <w:b/>
-          <w:bCs/>
+          <w:b w:val="false"/>
+          <w:bCs w:val="false"/>
           <w:sz w:val="22"/>
           <w:szCs w:val="22"/>
         </w:rPr>
@@ -220,7 +207,6 @@
       <w:pPr>
         <w:pStyle w:val="Heading1"/>
         <w:rPr>
-          <w:rFonts w:ascii="Times New Roman" w:hAnsi="Times New Roman"/>
           <w:sz w:val="22"/>
           <w:szCs w:val="22"/>
         </w:rPr>
@@ -238,7 +224,6 @@
       <w:pPr>
         <w:pStyle w:val="Normal"/>
         <w:rPr>
-          <w:rFonts w:ascii="Times New Roman" w:hAnsi="Times New Roman"/>
           <w:sz w:val="22"/>
           <w:szCs w:val="22"/>
         </w:rPr>
@@ -257,7 +242,6 @@
         <w:pStyle w:val="Normal"/>
         <w:spacing w:before="0" w:after="200"/>
         <w:rPr>
-          <w:rFonts w:ascii="Times New Roman" w:hAnsi="Times New Roman"/>
           <w:sz w:val="22"/>
           <w:szCs w:val="22"/>
         </w:rPr>
@@ -313,6 +297,7 @@
         </w:tabs>
         <w:ind w:left="1080" w:hanging="360"/>
       </w:pPr>
+      <w:rPr/>
     </w:lvl>
     <w:lvl w:ilvl="2">
       <w:start w:val="1"/>
@@ -325,6 +310,7 @@
         </w:tabs>
         <w:ind w:left="1440" w:hanging="360"/>
       </w:pPr>
+      <w:rPr/>
     </w:lvl>
     <w:lvl w:ilvl="3">
       <w:start w:val="1"/>
@@ -337,6 +323,7 @@
         </w:tabs>
         <w:ind w:left="1800" w:hanging="360"/>
       </w:pPr>
+      <w:rPr/>
     </w:lvl>
     <w:lvl w:ilvl="4">
       <w:start w:val="1"/>
@@ -349,6 +336,7 @@
         </w:tabs>
         <w:ind w:left="2160" w:hanging="360"/>
       </w:pPr>
+      <w:rPr/>
     </w:lvl>
     <w:lvl w:ilvl="5">
       <w:start w:val="1"/>
@@ -361,6 +349,7 @@
         </w:tabs>
         <w:ind w:left="2520" w:hanging="360"/>
       </w:pPr>
+      <w:rPr/>
     </w:lvl>
     <w:lvl w:ilvl="6">
       <w:start w:val="1"/>
@@ -373,6 +362,7 @@
         </w:tabs>
         <w:ind w:left="2880" w:hanging="360"/>
       </w:pPr>
+      <w:rPr/>
     </w:lvl>
     <w:lvl w:ilvl="7">
       <w:start w:val="1"/>
@@ -385,6 +375,7 @@
         </w:tabs>
         <w:ind w:left="3240" w:hanging="360"/>
       </w:pPr>
+      <w:rPr/>
     </w:lvl>
     <w:lvl w:ilvl="8">
       <w:start w:val="1"/>
@@ -397,6 +388,7 @@
         </w:tabs>
         <w:ind w:left="3600" w:hanging="360"/>
       </w:pPr>
+      <w:rPr/>
     </w:lvl>
   </w:abstractNum>
   <w:abstractNum w:abstractNumId="2">
@@ -426,6 +418,7 @@
         </w:tabs>
         <w:ind w:left="1080" w:hanging="360"/>
       </w:pPr>
+      <w:rPr/>
     </w:lvl>
     <w:lvl w:ilvl="2">
       <w:start w:val="1"/>
@@ -438,6 +431,7 @@
         </w:tabs>
         <w:ind w:left="1440" w:hanging="360"/>
       </w:pPr>
+      <w:rPr/>
     </w:lvl>
     <w:lvl w:ilvl="3">
       <w:start w:val="1"/>
@@ -450,6 +444,7 @@
         </w:tabs>
         <w:ind w:left="1800" w:hanging="360"/>
       </w:pPr>
+      <w:rPr/>
     </w:lvl>
     <w:lvl w:ilvl="4">
       <w:start w:val="1"/>
@@ -462,6 +457,7 @@
         </w:tabs>
         <w:ind w:left="2160" w:hanging="360"/>
       </w:pPr>
+      <w:rPr/>
     </w:lvl>
     <w:lvl w:ilvl="5">
       <w:start w:val="1"/>
@@ -474,6 +470,7 @@
         </w:tabs>
         <w:ind w:left="2520" w:hanging="360"/>
       </w:pPr>
+      <w:rPr/>
     </w:lvl>
     <w:lvl w:ilvl="6">
       <w:start w:val="1"/>
@@ -486,6 +483,7 @@
         </w:tabs>
         <w:ind w:left="2880" w:hanging="360"/>
       </w:pPr>
+      <w:rPr/>
     </w:lvl>
     <w:lvl w:ilvl="7">
       <w:start w:val="1"/>
@@ -498,6 +496,7 @@
         </w:tabs>
         <w:ind w:left="3240" w:hanging="360"/>
       </w:pPr>
+      <w:rPr/>
     </w:lvl>
     <w:lvl w:ilvl="8">
       <w:start w:val="1"/>
@@ -510,6 +509,7 @@
         </w:tabs>
         <w:ind w:left="3600" w:hanging="360"/>
       </w:pPr>
+      <w:rPr/>
     </w:lvl>
   </w:abstractNum>
   <w:abstractNum w:abstractNumId="3">
@@ -539,6 +539,7 @@
         </w:tabs>
         <w:ind w:left="1080" w:hanging="360"/>
       </w:pPr>
+      <w:rPr/>
     </w:lvl>
     <w:lvl w:ilvl="2">
       <w:start w:val="1"/>
@@ -551,6 +552,7 @@
         </w:tabs>
         <w:ind w:left="1440" w:hanging="360"/>
       </w:pPr>
+      <w:rPr/>
     </w:lvl>
     <w:lvl w:ilvl="3">
       <w:start w:val="1"/>
@@ -563,6 +565,7 @@
         </w:tabs>
         <w:ind w:left="1800" w:hanging="360"/>
       </w:pPr>
+      <w:rPr/>
     </w:lvl>
     <w:lvl w:ilvl="4">
       <w:start w:val="1"/>
@@ -575,6 +578,7 @@
         </w:tabs>
         <w:ind w:left="2160" w:hanging="360"/>
       </w:pPr>
+      <w:rPr/>
     </w:lvl>
     <w:lvl w:ilvl="5">
       <w:start w:val="1"/>
@@ -587,6 +591,7 @@
         </w:tabs>
         <w:ind w:left="2520" w:hanging="360"/>
       </w:pPr>
+      <w:rPr/>
     </w:lvl>
     <w:lvl w:ilvl="6">
       <w:start w:val="1"/>
@@ -599,6 +604,7 @@
         </w:tabs>
         <w:ind w:left="2880" w:hanging="360"/>
       </w:pPr>
+      <w:rPr/>
     </w:lvl>
     <w:lvl w:ilvl="7">
       <w:start w:val="1"/>
@@ -611,6 +617,7 @@
         </w:tabs>
         <w:ind w:left="3240" w:hanging="360"/>
       </w:pPr>
+      <w:rPr/>
     </w:lvl>
     <w:lvl w:ilvl="8">
       <w:start w:val="1"/>
@@ -623,6 +630,7 @@
         </w:tabs>
         <w:ind w:left="3600" w:hanging="360"/>
       </w:pPr>
+      <w:rPr/>
     </w:lvl>
   </w:abstractNum>
   <w:abstractNum w:abstractNumId="4">
@@ -650,6 +658,7 @@
         </w:tabs>
         <w:ind w:left="1080" w:hanging="360"/>
       </w:pPr>
+      <w:rPr/>
     </w:lvl>
     <w:lvl w:ilvl="2">
       <w:start w:val="1"/>
@@ -662,6 +671,7 @@
         </w:tabs>
         <w:ind w:left="1440" w:hanging="360"/>
       </w:pPr>
+      <w:rPr/>
     </w:lvl>
     <w:lvl w:ilvl="3">
       <w:start w:val="1"/>
@@ -674,6 +684,7 @@
         </w:tabs>
         <w:ind w:left="1800" w:hanging="360"/>
       </w:pPr>
+      <w:rPr/>
     </w:lvl>
     <w:lvl w:ilvl="4">
       <w:start w:val="1"/>
@@ -686,6 +697,7 @@
         </w:tabs>
         <w:ind w:left="2160" w:hanging="360"/>
       </w:pPr>
+      <w:rPr/>
     </w:lvl>
     <w:lvl w:ilvl="5">
       <w:start w:val="1"/>
@@ -698,6 +710,7 @@
         </w:tabs>
         <w:ind w:left="2520" w:hanging="360"/>
       </w:pPr>
+      <w:rPr/>
     </w:lvl>
     <w:lvl w:ilvl="6">
       <w:start w:val="1"/>
@@ -710,6 +723,7 @@
         </w:tabs>
         <w:ind w:left="2880" w:hanging="360"/>
       </w:pPr>
+      <w:rPr/>
     </w:lvl>
     <w:lvl w:ilvl="7">
       <w:start w:val="1"/>
@@ -722,6 +736,7 @@
         </w:tabs>
         <w:ind w:left="3240" w:hanging="360"/>
       </w:pPr>
+      <w:rPr/>
     </w:lvl>
     <w:lvl w:ilvl="8">
       <w:start w:val="1"/>
@@ -734,6 +749,7 @@
         </w:tabs>
         <w:ind w:left="3600" w:hanging="360"/>
       </w:pPr>
+      <w:rPr/>
     </w:lvl>
   </w:abstractNum>
   <w:abstractNum w:abstractNumId="5">
@@ -761,6 +777,7 @@
         </w:tabs>
         <w:ind w:left="1080" w:hanging="360"/>
       </w:pPr>
+      <w:rPr/>
     </w:lvl>
     <w:lvl w:ilvl="2">
       <w:start w:val="1"/>
@@ -773,6 +790,7 @@
         </w:tabs>
         <w:ind w:left="1440" w:hanging="360"/>
       </w:pPr>
+      <w:rPr/>
     </w:lvl>
     <w:lvl w:ilvl="3">
       <w:start w:val="1"/>
@@ -785,6 +803,7 @@
         </w:tabs>
         <w:ind w:left="1800" w:hanging="360"/>
       </w:pPr>
+      <w:rPr/>
     </w:lvl>
     <w:lvl w:ilvl="4">
       <w:start w:val="1"/>
@@ -797,6 +816,7 @@
         </w:tabs>
         <w:ind w:left="2160" w:hanging="360"/>
       </w:pPr>
+      <w:rPr/>
     </w:lvl>
     <w:lvl w:ilvl="5">
       <w:start w:val="1"/>
@@ -809,6 +829,7 @@
         </w:tabs>
         <w:ind w:left="2520" w:hanging="360"/>
       </w:pPr>
+      <w:rPr/>
     </w:lvl>
     <w:lvl w:ilvl="6">
       <w:start w:val="1"/>
@@ -821,6 +842,7 @@
         </w:tabs>
         <w:ind w:left="2880" w:hanging="360"/>
       </w:pPr>
+      <w:rPr/>
     </w:lvl>
     <w:lvl w:ilvl="7">
       <w:start w:val="1"/>
@@ -833,6 +855,7 @@
         </w:tabs>
         <w:ind w:left="3240" w:hanging="360"/>
       </w:pPr>
+      <w:rPr/>
     </w:lvl>
     <w:lvl w:ilvl="8">
       <w:start w:val="1"/>
@@ -845,6 +868,7 @@
         </w:tabs>
         <w:ind w:left="3600" w:hanging="360"/>
       </w:pPr>
+      <w:rPr/>
     </w:lvl>
   </w:abstractNum>
   <w:abstractNum w:abstractNumId="6">
@@ -872,6 +896,7 @@
         </w:tabs>
         <w:ind w:left="1080" w:hanging="360"/>
       </w:pPr>
+      <w:rPr/>
     </w:lvl>
     <w:lvl w:ilvl="2">
       <w:start w:val="1"/>
@@ -884,6 +909,7 @@
         </w:tabs>
         <w:ind w:left="1440" w:hanging="360"/>
       </w:pPr>
+      <w:rPr/>
     </w:lvl>
     <w:lvl w:ilvl="3">
       <w:start w:val="1"/>
@@ -896,6 +922,7 @@
         </w:tabs>
         <w:ind w:left="1800" w:hanging="360"/>
       </w:pPr>
+      <w:rPr/>
     </w:lvl>
     <w:lvl w:ilvl="4">
       <w:start w:val="1"/>
@@ -908,6 +935,7 @@
         </w:tabs>
         <w:ind w:left="2160" w:hanging="360"/>
       </w:pPr>
+      <w:rPr/>
     </w:lvl>
     <w:lvl w:ilvl="5">
       <w:start w:val="1"/>
@@ -920,6 +948,7 @@
         </w:tabs>
         <w:ind w:left="2520" w:hanging="360"/>
       </w:pPr>
+      <w:rPr/>
     </w:lvl>
     <w:lvl w:ilvl="6">
       <w:start w:val="1"/>
@@ -932,6 +961,7 @@
         </w:tabs>
         <w:ind w:left="2880" w:hanging="360"/>
       </w:pPr>
+      <w:rPr/>
     </w:lvl>
     <w:lvl w:ilvl="7">
       <w:start w:val="1"/>
@@ -944,6 +974,7 @@
         </w:tabs>
         <w:ind w:left="3240" w:hanging="360"/>
       </w:pPr>
+      <w:rPr/>
     </w:lvl>
     <w:lvl w:ilvl="8">
       <w:start w:val="1"/>
@@ -956,6 +987,7 @@
         </w:tabs>
         <w:ind w:left="3600" w:hanging="360"/>
       </w:pPr>
+      <w:rPr/>
     </w:lvl>
   </w:abstractNum>
   <w:abstractNum w:abstractNumId="7">
@@ -1263,6 +1295,7 @@
     <w:rsid w:val="00fc693f"/>
     <w:pPr>
       <w:widowControl/>
+      <w:suppressAutoHyphens w:val="true"/>
       <w:bidi w:val="0"/>
       <w:spacing w:lineRule="auto" w:line="276" w:before="0" w:after="200"/>
       <w:jc w:val="left"/>
@@ -1955,6 +1988,7 @@
     <w:rsid w:val="00fc693f"/>
     <w:pPr>
       <w:widowControl/>
+      <w:suppressAutoHyphens w:val="true"/>
       <w:bidi w:val="0"/>
       <w:spacing w:lineRule="auto" w:line="240" w:before="0" w:after="0"/>
       <w:jc w:val="left"/>
@@ -2053,24 +2087,29 @@
       <w:szCs w:val="16"/>
     </w:rPr>
   </w:style>
-  <w:style w:type="paragraph" w:styleId="List2">
+  <w:style w:type="paragraph" w:styleId="ListBullet3">
     <w:name w:val="List Bullet 3"/>
     <w:basedOn w:val="Normal"/>
     <w:uiPriority w:val="99"/>
     <w:unhideWhenUsed/>
+    <w:qFormat/>
     <w:rsid w:val="00326f90"/>
     <w:pPr>
+      <w:numPr>
+        <w:ilvl w:val="0"/>
+        <w:numId w:val="3"/>
+      </w:numPr>
       <w:spacing w:before="0" w:after="200"/>
-      <w:ind w:left="720" w:hanging="360"/>
       <w:contextualSpacing/>
     </w:pPr>
     <w:rPr/>
   </w:style>
-  <w:style w:type="paragraph" w:styleId="List3">
+  <w:style w:type="paragraph" w:styleId="ListBullet4">
     <w:name w:val="List Bullet 4"/>
     <w:basedOn w:val="Normal"/>
     <w:uiPriority w:val="99"/>
     <w:unhideWhenUsed/>
+    <w:qFormat/>
     <w:rsid w:val="00326f90"/>
     <w:pPr>
       <w:spacing w:before="0" w:after="200"/>
@@ -2107,23 +2146,6 @@
       <w:numPr>
         <w:ilvl w:val="0"/>
         <w:numId w:val="2"/>
-      </w:numPr>
-      <w:spacing w:before="0" w:after="200"/>
-      <w:contextualSpacing/>
-    </w:pPr>
-    <w:rPr/>
-  </w:style>
-  <w:style w:type="paragraph" w:styleId="ListBullet3">
-    <w:name w:val="List Bullet 3"/>
-    <w:basedOn w:val="Normal"/>
-    <w:uiPriority w:val="99"/>
-    <w:unhideWhenUsed/>
-    <w:qFormat/>
-    <w:rsid w:val="00326f90"/>
-    <w:pPr>
-      <w:numPr>
-        <w:ilvl w:val="0"/>
-        <w:numId w:val="3"/>
       </w:numPr>
       <w:spacing w:before="0" w:after="200"/>
       <w:contextualSpacing/>
@@ -2242,6 +2264,7 @@
         <w:tab w:val="left" w:pos="3456" w:leader="none"/>
         <w:tab w:val="left" w:pos="4032" w:leader="none"/>
       </w:tabs>
+      <w:suppressAutoHyphens w:val="true"/>
       <w:bidi w:val="0"/>
       <w:spacing w:lineRule="auto" w:line="276" w:before="0" w:after="200"/>
       <w:jc w:val="left"/>

--- a/assets/libreoffice_writ_njc/cd8b1536-0d23-4ffc-b4d1-2e534ac4bf9e/Policy_L3_04.docx
+++ b/assets/libreoffice_writ_njc/cd8b1536-0d23-4ffc-b4d1-2e534ac4bf9e/Policy_L3_04.docx
@@ -27,19 +27,16 @@
         <w:pStyle w:val="Title"/>
         <w:jc w:val="center"/>
         <w:rPr>
-          <w:b w:val="false"/>
-          <w:b w:val="false"/>
-          <w:bCs w:val="false"/>
-          <w:sz w:val="22"/>
-          <w:szCs w:val="22"/>
+          <w:b/>
+          <w:sz w:val="44"/>
         </w:rPr>
       </w:pPr>
       <w:r>
         <w:rPr>
           <w:rFonts w:ascii="Times New Roman" w:hAnsi="Times New Roman"/>
-          <w:b w:val="false"/>
+          <w:b/>
           <w:bCs w:val="false"/>
-          <w:sz w:val="22"/>
+          <w:sz w:val="44"/>
           <w:szCs w:val="22"/>
         </w:rPr>
         <w:t>Company Remote Work Policy</w:t>
@@ -185,18 +182,16 @@
       <w:pPr>
         <w:pStyle w:val="Normal"/>
         <w:rPr>
-          <w:b w:val="false"/>
-          <w:b w:val="false"/>
-          <w:bCs w:val="false"/>
-          <w:sz w:val="22"/>
-          <w:szCs w:val="22"/>
+          <w:b/>
+          <w:b/>
+          <w:bCs/>
         </w:rPr>
       </w:pPr>
       <w:r>
         <w:rPr>
           <w:rFonts w:ascii="Times New Roman" w:hAnsi="Times New Roman"/>
-          <w:b w:val="false"/>
-          <w:bCs w:val="false"/>
+          <w:b/>
+          <w:bCs/>
           <w:sz w:val="22"/>
           <w:szCs w:val="22"/>
         </w:rPr>

--- a/assets/libreoffice_writ_njc/cd8b1536-0d23-4ffc-b4d1-2e534ac4bf9e/Policy_L3_04.docx
+++ b/assets/libreoffice_writ_njc/cd8b1536-0d23-4ffc-b4d1-2e534ac4bf9e/Policy_L3_04.docx
@@ -8,7 +8,6 @@
         <w:jc w:val="center"/>
         <w:rPr>
           <w:sz w:val="22"/>
-          <w:szCs w:val="22"/>
         </w:rPr>
       </w:pPr>
       <w:r>
@@ -19,7 +18,7 @@
           <w:sz w:val="22"/>
           <w:szCs w:val="22"/>
         </w:rPr>
-        <w:t>CONFIDENTIAL – Internal Use Only</w:t>
+        <w:t>CONFIDENTIAL – INTERNAL USE ONLY</w:t>
       </w:r>
     </w:p>
     <w:p>
@@ -27,164 +26,30 @@
         <w:pStyle w:val="Title"/>
         <w:jc w:val="center"/>
         <w:rPr>
-          <w:b/>
+          <w:b w:val="false"/>
+          <w:b w:val="false"/>
+          <w:bCs w:val="false"/>
           <w:sz w:val="44"/>
+          <w:szCs w:val="44"/>
         </w:rPr>
       </w:pPr>
       <w:r>
         <w:rPr>
           <w:rFonts w:ascii="Times New Roman" w:hAnsi="Times New Roman"/>
-          <w:b/>
+          <w:b w:val="false"/>
           <w:bCs w:val="false"/>
           <w:sz w:val="44"/>
-          <w:szCs w:val="22"/>
+          <w:szCs w:val="44"/>
         </w:rPr>
-        <w:t>Company Remote Work Policy</w:t>
+        <w:t>COMPANY REMOTE WORK POLICY</w:t>
       </w:r>
     </w:p>
     <w:p>
       <w:pPr>
         <w:pStyle w:val="Normal"/>
+        <w:jc w:val="left"/>
         <w:rPr>
           <w:sz w:val="22"/>
-          <w:szCs w:val="22"/>
-        </w:rPr>
-      </w:pPr>
-      <w:r>
-        <w:rPr>
-          <w:rFonts w:ascii="Times New Roman" w:hAnsi="Times New Roman"/>
-          <w:sz w:val="22"/>
-          <w:szCs w:val="22"/>
-        </w:rPr>
-        <w:t>Effective Date: January 1, 2025 | Version 3.0</w:t>
-      </w:r>
-    </w:p>
-    <w:p>
-      <w:pPr>
-        <w:pStyle w:val="Heading1"/>
-        <w:rPr>
-          <w:sz w:val="22"/>
-          <w:szCs w:val="22"/>
-        </w:rPr>
-      </w:pPr>
-      <w:r>
-        <w:rPr>
-          <w:rFonts w:ascii="Times New Roman" w:hAnsi="Times New Roman"/>
-          <w:sz w:val="22"/>
-          <w:szCs w:val="22"/>
-        </w:rPr>
-        <w:t>1. PURPOSE</w:t>
-      </w:r>
-    </w:p>
-    <w:p>
-      <w:pPr>
-        <w:pStyle w:val="Normal"/>
-        <w:rPr>
-          <w:sz w:val="22"/>
-          <w:szCs w:val="22"/>
-        </w:rPr>
-      </w:pPr>
-      <w:r>
-        <w:rPr>
-          <w:rFonts w:ascii="Times New Roman" w:hAnsi="Times New Roman"/>
-          <w:sz w:val="22"/>
-          <w:szCs w:val="22"/>
-        </w:rPr>
-        <w:t>This policy establishes guidelines for remote work arrangements to ensure productivity, collaboration, and work-life balance while maintaining the company's operational standards.</w:t>
-      </w:r>
-    </w:p>
-    <w:p>
-      <w:pPr>
-        <w:pStyle w:val="Heading1"/>
-        <w:rPr>
-          <w:sz w:val="22"/>
-          <w:szCs w:val="22"/>
-        </w:rPr>
-      </w:pPr>
-      <w:r>
-        <w:rPr>
-          <w:rFonts w:ascii="Times New Roman" w:hAnsi="Times New Roman"/>
-          <w:sz w:val="22"/>
-          <w:szCs w:val="22"/>
-        </w:rPr>
-        <w:t>2. ELIGIBILITY</w:t>
-      </w:r>
-    </w:p>
-    <w:p>
-      <w:pPr>
-        <w:pStyle w:val="Normal"/>
-        <w:rPr>
-          <w:sz w:val="22"/>
-          <w:szCs w:val="22"/>
-        </w:rPr>
-      </w:pPr>
-      <w:r>
-        <w:rPr>
-          <w:rFonts w:ascii="Times New Roman" w:hAnsi="Times New Roman"/>
-          <w:sz w:val="22"/>
-          <w:szCs w:val="22"/>
-        </w:rPr>
-        <w:t>All full-time employees who have completed their probation period (90 days) are eligible for remote work arrangements. Approval is subject to manager discretion and role requirements.</w:t>
-      </w:r>
-    </w:p>
-    <w:p>
-      <w:pPr>
-        <w:pStyle w:val="Heading1"/>
-        <w:rPr>
-          <w:sz w:val="22"/>
-          <w:szCs w:val="22"/>
-        </w:rPr>
-      </w:pPr>
-      <w:r>
-        <w:rPr>
-          <w:rFonts w:ascii="Times New Roman" w:hAnsi="Times New Roman"/>
-          <w:sz w:val="22"/>
-          <w:szCs w:val="22"/>
-        </w:rPr>
-        <w:t>3. WORK SCHEDULE</w:t>
-      </w:r>
-    </w:p>
-    <w:p>
-      <w:pPr>
-        <w:pStyle w:val="Normal"/>
-        <w:rPr>
-          <w:sz w:val="22"/>
-          <w:szCs w:val="22"/>
-        </w:rPr>
-      </w:pPr>
-      <w:r>
-        <w:rPr>
-          <w:rFonts w:ascii="Times New Roman" w:hAnsi="Times New Roman"/>
-          <w:sz w:val="22"/>
-          <w:szCs w:val="22"/>
-        </w:rPr>
-        <w:t>Remote employees must maintain core hours of 10:00 AM to 3:00 PM in their local time zone. Flexible hours outside of core hours are permitted with manager approval. Total weekly hours should not exceed 45 hours without prior authorization.</w:t>
-      </w:r>
-    </w:p>
-    <w:p>
-      <w:pPr>
-        <w:pStyle w:val="Heading1"/>
-        <w:rPr>
-          <w:sz w:val="22"/>
-          <w:szCs w:val="22"/>
-        </w:rPr>
-      </w:pPr>
-      <w:r>
-        <w:rPr>
-          <w:rFonts w:ascii="Times New Roman" w:hAnsi="Times New Roman"/>
-          <w:sz w:val="22"/>
-          <w:szCs w:val="22"/>
-        </w:rPr>
-        <w:t>4. EQUIPMENT AND SECURITY</w:t>
-      </w:r>
-    </w:p>
-    <w:p>
-      <w:pPr>
-        <w:pStyle w:val="Normal"/>
-        <w:rPr>
-          <w:b/>
-          <w:b/>
-          <w:bCs/>
         </w:rPr>
       </w:pPr>
       <w:r>
@@ -195,20 +60,218 @@
           <w:sz w:val="22"/>
           <w:szCs w:val="22"/>
         </w:rPr>
-        <w:t>The company will provide a laptop, monitor, and necessary peripherals. Employees must use the company VPN for all work-related activities. Personal devices may not be used to access company data without IT department approval.</w:t>
+        <w:t>EFFECTIVE DATE: JANUARY 1, 2025 | VERSION 3.0</w:t>
       </w:r>
     </w:p>
     <w:p>
       <w:pPr>
         <w:pStyle w:val="Heading1"/>
+        <w:jc w:val="left"/>
         <w:rPr>
+          <w:sz w:val="22"/>
+        </w:rPr>
+      </w:pPr>
+      <w:r>
+        <w:rPr>
+          <w:rFonts w:ascii="Times New Roman" w:hAnsi="Times New Roman"/>
+          <w:b/>
+          <w:bCs/>
           <w:sz w:val="22"/>
           <w:szCs w:val="22"/>
         </w:rPr>
+        <w:t>1. PURPOSE</w:t>
+      </w:r>
+    </w:p>
+    <w:p>
+      <w:pPr>
+        <w:pStyle w:val="Normal"/>
+        <w:jc w:val="left"/>
+        <w:rPr>
+          <w:rFonts w:ascii="Vemana2000" w:hAnsi="Vemana2000"/>
+        </w:rPr>
+      </w:pPr>
+      <w:r>
+        <w:rPr>
+          <w:rFonts w:ascii="Vemana2000" w:hAnsi="Vemana2000"/>
+          <w:b/>
+          <w:bCs/>
+          <w:sz w:val="22"/>
+          <w:szCs w:val="22"/>
+        </w:rPr>
+        <w:t>THIS POLICY ESTABLISHES GUIDELINES FOR REMOTE WORK ARRANGEMENTS TO ENSURE PRODUCTIVITY, COLLABORATION, AND WORK-LIFE BALANCE WHILE MAINTAINING THE COMPANY'S OPERATIONAL STANDARDS.</w:t>
+      </w:r>
+    </w:p>
+    <w:p>
+      <w:pPr>
+        <w:pStyle w:val="Heading1"/>
+        <w:jc w:val="left"/>
+        <w:rPr>
+          <w:sz w:val="22"/>
+        </w:rPr>
       </w:pPr>
       <w:r>
         <w:rPr>
           <w:rFonts w:ascii="Times New Roman" w:hAnsi="Times New Roman"/>
+          <w:b/>
+          <w:bCs/>
+          <w:sz w:val="22"/>
+          <w:szCs w:val="22"/>
+        </w:rPr>
+        <w:t>2. ELIGIBILITY</w:t>
+      </w:r>
+    </w:p>
+    <w:p>
+      <w:pPr>
+        <w:pStyle w:val="Normal"/>
+        <w:jc w:val="left"/>
+        <w:rPr>
+          <w:sz w:val="22"/>
+        </w:rPr>
+      </w:pPr>
+      <w:r>
+        <w:rPr>
+          <w:rFonts w:ascii="Times New Roman" w:hAnsi="Times New Roman"/>
+          <w:b/>
+          <w:bCs/>
+          <w:sz w:val="22"/>
+          <w:szCs w:val="22"/>
+        </w:rPr>
+        <w:t>ALL FULL-TIME EMPLOYEES WHO HAVE COMPLETED THEIR PROBATION PERIOD (90 DAYS) ARE ELIGIBLE FOR REMOTE WORK ARRANGEMENTS. APPROVAL IS SUBJECT TO MANAGER DISCRETION AND ROLE REQUIREMENTS.</w:t>
+      </w:r>
+    </w:p>
+    <w:p>
+      <w:pPr>
+        <w:pStyle w:val="Heading1"/>
+        <w:jc w:val="left"/>
+        <w:rPr>
+          <w:sz w:val="22"/>
+        </w:rPr>
+      </w:pPr>
+      <w:r>
+        <w:rPr>
+          <w:rFonts w:ascii="Times New Roman" w:hAnsi="Times New Roman"/>
+          <w:b/>
+          <w:bCs/>
+          <w:sz w:val="22"/>
+          <w:szCs w:val="22"/>
+        </w:rPr>
+        <w:t>3. WORK SCHEDULE</w:t>
+      </w:r>
+    </w:p>
+    <w:p>
+      <w:pPr>
+        <w:pStyle w:val="Normal"/>
+        <w:jc w:val="left"/>
+        <w:rPr>
+          <w:sz w:val="22"/>
+        </w:rPr>
+      </w:pPr>
+      <w:r>
+        <w:rPr>
+          <w:rFonts w:ascii="Times New Roman" w:hAnsi="Times New Roman"/>
+          <w:b/>
+          <w:bCs/>
+          <w:sz w:val="22"/>
+          <w:szCs w:val="22"/>
+        </w:rPr>
+        <w:t>REMOTE EMPLOYEES MUST MAINTAIN CORE HOURS OF 10:00 AM TO 3:00 PM IN THEIR LOCAL TIME ZONE. FLEXIBLE HOURS OUTSIDE OF CORE HOURS ARE PERMITTED WITH MANAGER APPROVAL. TOTAL WEEKLY HOURS SHOULD NOT EXCEED 45 HOURS WITHOUT PRIOR AUTHORIZATION.</w:t>
+      </w:r>
+    </w:p>
+    <w:p>
+      <w:pPr>
+        <w:pStyle w:val="Heading1"/>
+        <w:jc w:val="left"/>
+        <w:rPr>
+          <w:b/>
+          <w:b/>
+          <w:bCs/>
+        </w:rPr>
+      </w:pPr>
+      <w:r>
+        <w:rPr>
+          <w:rFonts w:ascii="Times New Roman" w:hAnsi="Times New Roman"/>
+          <w:b/>
+          <w:bCs/>
+          <w:sz w:val="22"/>
+          <w:szCs w:val="22"/>
+        </w:rPr>
+        <w:t>4. EQUIPMENT AND SECURITY</w:t>
+      </w:r>
+    </w:p>
+    <w:p>
+      <w:pPr>
+        <w:pStyle w:val="Normal"/>
+        <w:jc w:val="left"/>
+        <w:rPr>
+          <w:b/>
+          <w:b/>
+          <w:bCs/>
+        </w:rPr>
+      </w:pPr>
+      <w:r>
+        <w:rPr>
+          <w:rFonts w:ascii="Times New Roman" w:hAnsi="Times New Roman"/>
+          <w:b/>
+          <w:bCs/>
+          <w:sz w:val="22"/>
+          <w:szCs w:val="22"/>
+        </w:rPr>
+        <w:t>Document Control: Version 3.0 | Last Updated: January 1, 2025 | Next Review: July 1, 2025</w:t>
+      </w:r>
+    </w:p>
+    <w:p>
+      <w:pPr>
+        <w:pStyle w:val="Normal"/>
+        <w:jc w:val="left"/>
+        <w:rPr>
+          <w:b/>
+          <w:b/>
+          <w:bCs/>
+        </w:rPr>
+      </w:pPr>
+      <w:r>
+        <w:rPr>
+          <w:rFonts w:ascii="Times New Roman" w:hAnsi="Times New Roman"/>
+          <w:b/>
+          <w:bCs/>
+          <w:sz w:val="22"/>
+          <w:szCs w:val="22"/>
+        </w:rPr>
+        <w:t>THE COMPANY WILL PROVIDE A LAPTOP, MONITOR, AND NECESSARY PERIPHERALS. EMPLOYEES MUST USE THE COMPANY VPN FOR ALL WORK-RELATED ACTIVITIES. PERSONAL DEVICES MAY NOT BE USED TO ACCESS COMPANY DATA WITHOUT IT DEPARTMENT APPROVAL.</w:t>
+      </w:r>
+    </w:p>
+    <w:p>
+      <w:pPr>
+        <w:pStyle w:val="Heading1"/>
+        <w:jc w:val="left"/>
+        <w:rPr>
+          <w:sz w:val="22"/>
+        </w:rPr>
+      </w:pPr>
+      <w:r>
+        <w:rPr>
+          <w:rFonts w:ascii="Times New Roman" w:hAnsi="Times New Roman"/>
+          <w:b/>
+          <w:bCs/>
+          <w:sz w:val="22"/>
+          <w:szCs w:val="22"/>
+        </w:rPr>
+        <w:t>CONFIDENTIAL – Internal Use Only</w:t>
+      </w:r>
+    </w:p>
+    <w:p>
+      <w:pPr>
+        <w:pStyle w:val="Heading1"/>
+        <w:jc w:val="left"/>
+        <w:rPr>
+          <w:sz w:val="22"/>
+        </w:rPr>
+      </w:pPr>
+      <w:r>
+        <w:rPr>
+          <w:rFonts w:ascii="Times New Roman" w:hAnsi="Times New Roman"/>
+          <w:b/>
+          <w:bCs/>
           <w:sz w:val="22"/>
           <w:szCs w:val="22"/>
         </w:rPr>
@@ -218,36 +281,59 @@
     <w:p>
       <w:pPr>
         <w:pStyle w:val="Normal"/>
+        <w:jc w:val="left"/>
         <w:rPr>
+          <w:sz w:val="22"/>
+        </w:rPr>
+      </w:pPr>
+      <w:r>
+        <w:rPr>
+          <w:rFonts w:ascii="Times New Roman" w:hAnsi="Times New Roman"/>
+          <w:b/>
+          <w:bCs/>
           <w:sz w:val="22"/>
           <w:szCs w:val="22"/>
         </w:rPr>
+        <w:t>EMPLOYEES MUST BE REACHABLE VIA SLACK DURING CORE HOURS AND RESPOND TO MESSAGES WITHIN 30 MINUTES. VIDEO MUST BE ENABLED FOR ALL SCHEDULED MEETINGS. WEEKLY ONE-ON-ONE MEETINGS WITH DIRECT MANAGERS ARE MANDATORY.</w:t>
+      </w:r>
+    </w:p>
+    <w:p>
+      <w:pPr>
+        <w:pStyle w:val="Normal"/>
+        <w:spacing w:before="0" w:after="200"/>
+        <w:jc w:val="left"/>
+        <w:rPr>
+          <w:sz w:val="22"/>
+        </w:rPr>
       </w:pPr>
       <w:r>
         <w:rPr>
           <w:rFonts w:ascii="Times New Roman" w:hAnsi="Times New Roman"/>
+          <w:b/>
+          <w:bCs/>
           <w:sz w:val="22"/>
           <w:szCs w:val="22"/>
         </w:rPr>
-        <w:t>Employees must be reachable via Slack during core hours and respond to messages within 30 minutes. Video must be enabled for all scheduled meetings. Weekly one-on-one meetings with direct managers are mandatory.</w:t>
+        <w:t>DOCUMENT CONTROL: VERSION 3.0 | LAST UPDATED: JANUARY 1, 2025 | NEXT REVIEW: JULY 1, 2025</w:t>
       </w:r>
     </w:p>
     <w:p>
       <w:pPr>
         <w:pStyle w:val="Normal"/>
         <w:spacing w:before="0" w:after="200"/>
+        <w:jc w:val="left"/>
         <w:rPr>
+          <w:sz w:val="22"/>
+        </w:rPr>
+      </w:pPr>
+      <w:r>
+        <w:rPr>
+          <w:b/>
+          <w:bCs/>
           <w:sz w:val="22"/>
           <w:szCs w:val="22"/>
         </w:rPr>
-      </w:pPr>
-      <w:r>
-        <w:rPr>
-          <w:rFonts w:ascii="Times New Roman" w:hAnsi="Times New Roman"/>
-          <w:sz w:val="22"/>
-          <w:szCs w:val="22"/>
-        </w:rPr>
-        <w:t>Document Control: Version 3.0 | Last Updated: January 1, 2025 | Next Review: July 1, 2025</w:t>
+        <w:t>DOCUMENT CONTROL: VERSION 3.0 | LAST UPDATED: JANUARY 1, 2025 | NEXT REVIEW: JULY 1, 2025</w:t>
       </w:r>
     </w:p>
     <w:sectPr>
